--- a/Documentation/SJF.docx
+++ b/Documentation/SJF.docx
@@ -27,7 +27,22 @@
       </w:pPr>
       <w:r>
         <w:tab/>
-        <w:t>This scheduling algorithm prioritizes the shortest job time first to reduce the waiting time as much as possible. It is based on the Greedy technique that focuses on taking the best local decision, which is the job (process) with the shortest time.</w:t>
+        <w:t>This scheduling algorithm prioritizes the shortest job time first to reduce</w:t>
+      </w:r>
+      <w:r>
+        <w:t xml:space="preserve"> and optimize</w:t>
+      </w:r>
+      <w:r>
+        <w:t xml:space="preserve"> waiting time. It is based on the Greedy technique that focuses on taking the best local decision, which is the job (process) with the shortest </w:t>
+      </w:r>
+      <w:r>
+        <w:t xml:space="preserve">burst </w:t>
+      </w:r>
+      <w:r>
+        <w:t>time.</w:t>
+      </w:r>
+      <w:r>
+        <w:t xml:space="preserve"> It is non-preemptive; when a process starts, it runs to completion.</w:t>
       </w:r>
     </w:p>
     <w:p>
@@ -36,7 +51,22 @@
       </w:pPr>
       <w:r>
         <w:tab/>
-        <w:t xml:space="preserve">In this implementation, the processes are assumed to have a known job time. But in practice, the OS does not know the execution time of each process. It is instead estimated using </w:t>
+        <w:t xml:space="preserve">In this implementation, the processes are assumed to have a known </w:t>
+      </w:r>
+      <w:r>
+        <w:t>processing</w:t>
+      </w:r>
+      <w:r>
+        <w:t xml:space="preserve"> time. But in practice, the OS does not know the execution time of process</w:t>
+      </w:r>
+      <w:r>
+        <w:t>es</w:t>
+      </w:r>
+      <w:r>
+        <w:t>, it estimates them</w:t>
+      </w:r>
+      <w:r>
+        <w:t xml:space="preserve"> using </w:t>
       </w:r>
       <w:r>
         <w:t>exponential averaging</w:t>
@@ -181,8 +211,22 @@
     </w:p>
     <w:p>
       <w:pPr>
-        <w:jc w:val="center"/>
-      </w:pPr>
+        <w:ind w:firstLine="720"/>
+        <w:jc w:val="both"/>
+      </w:pPr>
+      <w:r>
+        <w:t xml:space="preserve">Its main drawback is </w:t>
+      </w:r>
+      <w:r>
+        <w:rPr>
+          <w:b/>
+          <w:bCs/>
+        </w:rPr>
+        <w:t>starvation</w:t>
+      </w:r>
+      <w:r>
+        <w:t>: a continuous stream of short processes can indefinitely delay longer ones.</w:t>
+      </w:r>
     </w:p>
     <w:p>
       <w:pPr>
@@ -201,7 +245,25 @@
         </w:numPr>
       </w:pPr>
       <w:r>
-        <w:t>Gather all the jobs that have arrived and haven’t been completed (ready jobs).</w:t>
+        <w:t xml:space="preserve">Gather all </w:t>
+      </w:r>
+      <w:r>
+        <w:t xml:space="preserve">arrived and </w:t>
+      </w:r>
+      <w:r>
+        <w:t>not</w:t>
+      </w:r>
+      <w:r>
+        <w:t xml:space="preserve"> completed </w:t>
+      </w:r>
+      <w:r>
+        <w:t>processes</w:t>
+      </w:r>
+      <w:r>
+        <w:t xml:space="preserve"> </w:t>
+      </w:r>
+      <w:r>
+        <w:t>(ready jobs).</w:t>
       </w:r>
     </w:p>
     <w:p>
@@ -213,7 +275,19 @@
         </w:numPr>
       </w:pPr>
       <w:r>
-        <w:t>Order these jobs by job time.</w:t>
+        <w:t xml:space="preserve">Order these </w:t>
+      </w:r>
+      <w:r>
+        <w:t>processes</w:t>
+      </w:r>
+      <w:r>
+        <w:t xml:space="preserve"> by </w:t>
+      </w:r>
+      <w:r>
+        <w:t xml:space="preserve">burst </w:t>
+      </w:r>
+      <w:r>
+        <w:t>time.</w:t>
       </w:r>
     </w:p>
     <w:p>
@@ -228,7 +302,10 @@
         <w:t xml:space="preserve">If two jobs have the same </w:t>
       </w:r>
       <w:r>
-        <w:t xml:space="preserve">processing </w:t>
+        <w:t>burst</w:t>
+      </w:r>
+      <w:r>
+        <w:t xml:space="preserve"> </w:t>
       </w:r>
       <w:r>
         <w:t>time, prioritize arrival time (first-come first-served)</w:t>
@@ -246,16 +323,13 @@
         </w:numPr>
       </w:pPr>
       <w:r>
-        <w:t xml:space="preserve">If two jobs have the same processing </w:t>
-      </w:r>
-      <w:r>
-        <w:t xml:space="preserve">and </w:t>
-      </w:r>
-      <w:r>
-        <w:t>arrival time</w:t>
-      </w:r>
-      <w:r>
-        <w:t>s, prioritize process id (</w:t>
+        <w:t xml:space="preserve">If two jobs have the same </w:t>
+      </w:r>
+      <w:r>
+        <w:t>burst</w:t>
+      </w:r>
+      <w:r>
+        <w:t xml:space="preserve"> and arrival times, prioritize process id (</w:t>
       </w:r>
       <w:proofErr w:type="spellStart"/>
       <w:r>
@@ -291,13 +365,21 @@
         </w:numPr>
       </w:pPr>
       <w:r>
-        <w:t>Repeat after this process have finished</w:t>
+        <w:t xml:space="preserve">Repeat after </w:t>
+      </w:r>
+      <w:r>
+        <w:t xml:space="preserve">completing </w:t>
+      </w:r>
+      <w:r>
+        <w:t xml:space="preserve">any </w:t>
+      </w:r>
+      <w:r>
+        <w:t>process</w:t>
       </w:r>
       <w:r>
         <w:t>.</w:t>
       </w:r>
     </w:p>
-    <w:p/>
     <w:p>
       <w:pPr>
         <w:pStyle w:val="Heading2"/>
@@ -312,9 +394,9 @@
           <w:noProof/>
         </w:rPr>
         <w:drawing>
-          <wp:inline distT="0" distB="0" distL="0" distR="0" wp14:anchorId="6164F210" wp14:editId="02739626">
-            <wp:extent cx="5274310" cy="2197735"/>
-            <wp:effectExtent l="0" t="0" r="2540" b="0"/>
+          <wp:inline distT="0" distB="0" distL="0" distR="0" wp14:anchorId="6164F210" wp14:editId="0EFF52AB">
+            <wp:extent cx="5565138" cy="2318919"/>
+            <wp:effectExtent l="0" t="0" r="0" b="5715"/>
             <wp:docPr id="1" name="Picture 1"/>
             <wp:cNvGraphicFramePr>
               <a:graphicFrameLocks xmlns:a="http://schemas.openxmlformats.org/drawingml/2006/main" noChangeAspect="1"/>
@@ -335,7 +417,7 @@
                   <pic:spPr>
                     <a:xfrm>
                       <a:off x="0" y="0"/>
-                      <a:ext cx="5274310" cy="2197735"/>
+                      <a:ext cx="5611522" cy="2338246"/>
                     </a:xfrm>
                     <a:prstGeom prst="rect">
                       <a:avLst/>
